--- a/SS5_BTTH.docx
+++ b/SS5_BTTH.docx
@@ -304,7 +304,7 @@
               <w:rPr>
                 <w:sz w:val="19"/>
               </w:rPr>
-              <w:t>GL-01</w:t>
+              <w:t>01</w:t>
             </w:r>
           </w:p>
         </w:tc>
@@ -360,7 +360,7 @@
               <w:rPr>
                 <w:sz w:val="19"/>
               </w:rPr>
-              <w:t>GL-02</w:t>
+              <w:t>02</w:t>
             </w:r>
           </w:p>
         </w:tc>
@@ -416,7 +416,7 @@
               <w:rPr>
                 <w:sz w:val="19"/>
               </w:rPr>
-              <w:t>GL-03</w:t>
+              <w:t>03</w:t>
             </w:r>
           </w:p>
         </w:tc>
@@ -472,7 +472,7 @@
               <w:rPr>
                 <w:sz w:val="19"/>
               </w:rPr>
-              <w:t>GL-04</w:t>
+              <w:t>04</w:t>
             </w:r>
           </w:p>
         </w:tc>
@@ -528,7 +528,7 @@
               <w:rPr>
                 <w:sz w:val="19"/>
               </w:rPr>
-              <w:t>GL-05</w:t>
+              <w:t>05</w:t>
             </w:r>
           </w:p>
         </w:tc>
@@ -584,7 +584,7 @@
               <w:rPr>
                 <w:sz w:val="19"/>
               </w:rPr>
-              <w:t>GL-06</w:t>
+              <w:t>06</w:t>
             </w:r>
           </w:p>
         </w:tc>
@@ -640,7 +640,7 @@
               <w:rPr>
                 <w:sz w:val="19"/>
               </w:rPr>
-              <w:t>GL-07</w:t>
+              <w:t>07</w:t>
             </w:r>
           </w:p>
         </w:tc>
@@ -696,7 +696,7 @@
               <w:rPr>
                 <w:sz w:val="19"/>
               </w:rPr>
-              <w:t>GL-08</w:t>
+              <w:t>08</w:t>
             </w:r>
           </w:p>
         </w:tc>
@@ -738,7 +738,15 @@
     </w:tbl>
     <w:p>
       <w:r>
-        <w:t>Sprint 1 chọn GL-01 đến GL-06 (4 Must + 2 Should), đúng giới hạn nguồn lực.</w:t>
+        <w:t xml:space="preserve">Sprint 1 chọn 01 đến </w:t>
+      </w:r>
+      <w:proofErr w:type="gramStart"/>
+      <w:r>
+        <w:t>06  đúng</w:t>
+      </w:r>
+      <w:proofErr w:type="gramEnd"/>
+      <w:r>
+        <w:t xml:space="preserve"> giới hạn nguồn lực.</w:t>
       </w:r>
     </w:p>
     <w:p>
@@ -750,8 +758,29 @@
       </w:r>
     </w:p>
     <w:p>
-      <w:r>
-        <w:t>Chọn GL-01 – Tích điểm sau thanh toán.</w:t>
+      <w:proofErr w:type="spellStart"/>
+      <w:r>
+        <w:t>Chọn</w:t>
+      </w:r>
+      <w:proofErr w:type="spellEnd"/>
+      <w:r>
+        <w:t xml:space="preserve"> 01 – </w:t>
+      </w:r>
+      <w:proofErr w:type="spellStart"/>
+      <w:r>
+        <w:t>Tích</w:t>
+      </w:r>
+      <w:proofErr w:type="spellEnd"/>
+      <w:r>
+        <w:t xml:space="preserve"> </w:t>
+      </w:r>
+      <w:proofErr w:type="spellStart"/>
+      <w:r>
+        <w:t>điểm</w:t>
+      </w:r>
+      <w:proofErr w:type="spellEnd"/>
+      <w:r>
+        <w:t xml:space="preserve"> sau thanh toán.</w:t>
       </w:r>
     </w:p>
     <w:p>
@@ -1114,7 +1143,7 @@
     </w:p>
     <w:p>
       <w:r>
-        <w:t xml:space="preserve">GL-03: </w:t>
+        <w:t xml:space="preserve">03: </w:t>
       </w:r>
       <w:proofErr w:type="spellStart"/>
       <w:r>
@@ -1255,7 +1284,7 @@
     </w:p>
     <w:p>
       <w:r>
-        <w:t xml:space="preserve">GL-01: </w:t>
+        <w:t xml:space="preserve">01: </w:t>
       </w:r>
       <w:proofErr w:type="spellStart"/>
       <w:r>
@@ -2545,6 +2574,7 @@
   <w:style w:type="character" w:default="1" w:styleId="DefaultParagraphFont">
     <w:name w:val="Default Paragraph Font"/>
     <w:uiPriority w:val="1"/>
+    <w:semiHidden/>
     <w:unhideWhenUsed/>
   </w:style>
   <w:style w:type="table" w:default="1" w:styleId="TableNormal">
